--- a/Pedido_2026-10-03_Edicion_Oficio/02_HyG_7mo_Grado/Historia_y_Geografia_7mo_SOLUCIONARIO_DOCENTE.docx
+++ b/Pedido_2026-10-03_Edicion_Oficio/02_HyG_7mo_Grado/Historia_y_Geografia_7mo_SOLUCIONARIO_DOCENTE.docx
@@ -109,20 +109,6 @@
       </w:r>
     </w:p>
     <w:p/>
-    <w:p>
-      <w:pPr>
-        <w:jc w:val="center"/>
-      </w:pPr>
-      <w:r>
-        <w:rPr>
-          <w:rFonts w:ascii="Arial" w:hAnsi="Arial"/>
-          <w:b/>
-          <w:color w:val="3D5A80"/>
-          <w:sz w:val="24"/>
-        </w:rPr>
-        <w:t>Solucionario · Material exclusivo del docente</w:t>
-      </w:r>
-    </w:p>
     <w:p/>
     <w:p/>
     <w:p/>
